--- a/word-excel-copilot/Contoso_Fargo_Runbook_Source_Pack.docx
+++ b/word-excel-copilot/Contoso_Fargo_Runbook_Source_Pack.docx
@@ -131,7 +131,7 @@
           </w:tcPr>
           <w:p>
             <w:r>
-              <w:t>Riley</w:t>
+              <w:t>Kai</w:t>
             </w:r>
           </w:p>
         </w:tc>
@@ -183,7 +183,7 @@
           </w:tcPr>
           <w:p>
             <w:r>
-              <w:t>Riley</w:t>
+              <w:t>Kai</w:t>
             </w:r>
           </w:p>
         </w:tc>
@@ -235,7 +235,7 @@
           </w:tcPr>
           <w:p>
             <w:r>
-              <w:t>Megan</w:t>
+              <w:t>Lisa</w:t>
             </w:r>
           </w:p>
         </w:tc>
@@ -287,7 +287,7 @@
           </w:tcPr>
           <w:p>
             <w:r>
-              <w:t>Anne</w:t>
+              <w:t>Sonia</w:t>
             </w:r>
           </w:p>
         </w:tc>
@@ -373,7 +373,7 @@
     </w:p>
     <w:p>
       <w:r>
-        <w:t>From: Megan Bowen</w:t>
+        <w:t>From: Lisa Taylor</w:t>
       </w:r>
     </w:p>
     <w:p>
@@ -391,7 +391,7 @@
     </w:p>
     <w:p>
       <w:r>
-        <w:t>From: Riley Johnson</w:t>
+        <w:t>From: Kai Carter</w:t>
       </w:r>
     </w:p>
     <w:p>
@@ -409,7 +409,7 @@
     </w:p>
     <w:p>
       <w:r>
-        <w:t>From: Anne Weiler</w:t>
+        <w:t>From: Sonia Rees</w:t>
       </w:r>
     </w:p>
     <w:p>
@@ -427,7 +427,7 @@
     </w:p>
     <w:p>
       <w:r>
-        <w:t>From: Alex Wilber</w:t>
+        <w:t>From: Alex Weyer</w:t>
       </w:r>
     </w:p>
     <w:p>

--- a/word-excel-copilot/Contoso_Fargo_Runbook_Source_Pack.docx
+++ b/word-excel-copilot/Contoso_Fargo_Runbook_Source_Pack.docx
@@ -131,7 +131,7 @@
           </w:tcPr>
           <w:p>
             <w:r>
-              <w:t>Kai</w:t>
+              <w:t>Vance</w:t>
             </w:r>
           </w:p>
         </w:tc>
@@ -183,7 +183,7 @@
           </w:tcPr>
           <w:p>
             <w:r>
-              <w:t>Kai</w:t>
+              <w:t>Vance</w:t>
             </w:r>
           </w:p>
         </w:tc>
@@ -235,7 +235,7 @@
           </w:tcPr>
           <w:p>
             <w:r>
-              <w:t>Lisa</w:t>
+              <w:t>Teresa</w:t>
             </w:r>
           </w:p>
         </w:tc>
@@ -339,7 +339,7 @@
           </w:tcPr>
           <w:p>
             <w:r>
-              <w:t>Alex</w:t>
+              <w:t>Billie</w:t>
             </w:r>
           </w:p>
         </w:tc>
@@ -373,7 +373,7 @@
     </w:p>
     <w:p>
       <w:r>
-        <w:t>From: Lisa Taylor</w:t>
+        <w:t>From: Teresa Sac</w:t>
       </w:r>
     </w:p>
     <w:p>
@@ -391,7 +391,7 @@
     </w:p>
     <w:p>
       <w:r>
-        <w:t>From: Kai Carter</w:t>
+        <w:t>From: Vance DeLeon</w:t>
       </w:r>
     </w:p>
     <w:p>
@@ -427,7 +427,7 @@
     </w:p>
     <w:p>
       <w:r>
-        <w:t>From: Alex Weyer</w:t>
+        <w:t>From: Billie Vester</w:t>
       </w:r>
     </w:p>
     <w:p>
